--- a/free-flagship-assets/60min-v2.0.3/Free_Flagship_60MIN_v2.0.3_Change_Log_and_QA_Report.docx
+++ b/free-flagship-assets/60min-v2.0.3/Free_Flagship_60MIN_v2.0.3_Change_Log_and_QA_Report.docx
@@ -44,7 +44,7 @@
                 <w:color w:val="E3D9C4"/>
                 <w:sz w:val="22"/>
               </w:rPr>
-              <w:t>v2.0.3 CANDIDATE  ·  Revised Monday, August 17, 2026 at 1:04 PM CT</w:t>
+              <w:t>v2.0.3 CANDIDATE  ·  Revised Monday, August 17, 2026 at 3:51 PM CT</w:t>
             </w:r>
           </w:p>
         </w:tc>
@@ -66,7 +66,7 @@
           <w:color w:val="B00000"/>
           <w:sz w:val="21"/>
         </w:rPr>
-        <w:t>PRODUCTION REVISION STAMP — Revised Monday, August 17, 2026 at 1:04 PM CT</w:t>
+        <w:t>PRODUCTION REVISION STAMP — Revised Monday, August 17, 2026 at 3:51 PM CT</w:t>
       </w:r>
     </w:p>
     <w:p>
@@ -1760,7 +1760,7 @@
           <w:color w:val="000000"/>
           <w:sz w:val="19"/>
         </w:rPr>
-        <w:t>Source-of-truth map naming only v2.0.3 artifacts and the read-only Architecture v1.1.</w:t>
+        <w:t>Source-of-truth map naming the current artifact of each kind — PowerPoint v2.0.2, workbook v2.0.1, SOP v2.0.3 — and the read-only Architecture v1.1. The three carry different version numbers because v2.0.3 changed only the SOP.</w:t>
       </w:r>
     </w:p>
     <w:p>
@@ -11050,12 +11050,26 @@
       </w:pPr>
       <w:r>
         <w:rPr>
+          <w:b/>
+          <w:i w:val="0"/>
+          <w:color w:val="000000"/>
+          <w:sz w:val="19"/>
+        </w:rPr>
+        <w:t>THE DECK WAS NOT BUILT IN v2.0.3. It was built from the generator at v2.0.2 and is unchanged in v2.0.3, which is an SOP-only correction. Its SHA-256 matches the approved v2.0.2 artifact byte for byte. Nothing in this section describes work done in v2.0.3; it records how the v2.0.2 deck was verified when it was built.</w:t>
+      </w:r>
+    </w:p>
+    <w:p>
+      <w:pPr>
+        <w:spacing w:after="160"/>
+      </w:pPr>
+      <w:r>
+        <w:rPr>
           <w:b w:val="0"/>
           <w:i w:val="0"/>
           <w:color w:val="000000"/>
           <w:sz w:val="19"/>
         </w:rPr>
-        <w:t>LibreOffice remains non-functional in this environment, so no application render was possible. Instead the deck was rendered to a vector PDF from its real shape geometry using the same typefaces it embeds — Cormorant Garamond, DM Sans and Montserrat — so line breaking and overflow follow the true metrics rather than a substitute font. That preview is the delivered PREVIEW_Presentation_60MIN_v2.0.3.pdf and every one of its 33 pages was inspected. It is a faithful geometry and metrics preview, NOT a PowerPoint render, and PowerPoint's own autofit has not been observed.</w:t>
+        <w:t>libreoffice-writer is installed in this environment and was used to export the SOP, but libreoffice-impress is not — libsdlo.so and impress.xcd are both absent — so no application render of the PowerPoint was possible. The deck was instead rendered to a vector PDF from its real shape geometry using the same typefaces it embeds — Cormorant Garamond, DM Sans and Montserrat — so line breaking and overflow follow the true metrics rather than a substitute font. That preview is the delivered PREVIEW_Presentation_60MIN_v2.0.2.pdf and every one of its 33 pages was inspected. It is a faithful geometry and metrics preview, NOT a PowerPoint render, and PowerPoint's own autofit has not been observed.</w:t>
       </w:r>
     </w:p>
     <w:p>
@@ -11189,7 +11203,7 @@
           <w:color w:val="B00000"/>
           <w:sz w:val="20"/>
         </w:rPr>
-        <w:t>The family stays CANDIDATE. FINAL requires, in order:</w:t>
+        <w:t>The family stays CANDIDATE. FINAL requires all three, in any order:</w:t>
       </w:r>
     </w:p>
     <w:p>
@@ -11282,7 +11296,7 @@
           <w:color w:val="555555"/>
           <w:sz w:val="16"/>
         </w:rPr>
-        <w:t>60-MINUTE REBUILD — CHANGE LOG AND QA REPORT v2.0.3  ·  INTERNAL ONLY  ·  Revised Monday, August 17, 2026 at 1:04 PM CT</w:t>
+        <w:t>60-MINUTE REBUILD — CHANGE LOG AND QA REPORT v2.0.3  ·  INTERNAL ONLY  ·  Revised Monday, August 17, 2026 at 3:51 PM CT</w:t>
       </w:r>
     </w:p>
     <w:sectPr>

--- a/free-flagship-assets/60min-v2.0.3/Free_Flagship_60MIN_v2.0.3_Change_Log_and_QA_Report.docx
+++ b/free-flagship-assets/60min-v2.0.3/Free_Flagship_60MIN_v2.0.3_Change_Log_and_QA_Report.docx
@@ -44,7 +44,7 @@
                 <w:color w:val="E3D9C4"/>
                 <w:sz w:val="22"/>
               </w:rPr>
-              <w:t>v2.0.3 CANDIDATE  ·  Revised Monday, August 17, 2026 at 3:51 PM CT</w:t>
+              <w:t>v2.0.3 CANDIDATE  ·  Revised Tuesday, August 18, 2026 at 10:46 AM CT</w:t>
             </w:r>
           </w:p>
         </w:tc>
@@ -66,7 +66,7 @@
           <w:color w:val="B00000"/>
           <w:sz w:val="21"/>
         </w:rPr>
-        <w:t>PRODUCTION REVISION STAMP — Revised Monday, August 17, 2026 at 3:51 PM CT</w:t>
+        <w:t>PRODUCTION REVISION STAMP — Revised Tuesday, August 18, 2026 at 10:46 AM CT</w:t>
       </w:r>
     </w:p>
     <w:p>
@@ -11296,7 +11296,7 @@
           <w:color w:val="555555"/>
           <w:sz w:val="16"/>
         </w:rPr>
-        <w:t>60-MINUTE REBUILD — CHANGE LOG AND QA REPORT v2.0.3  ·  INTERNAL ONLY  ·  Revised Monday, August 17, 2026 at 3:51 PM CT</w:t>
+        <w:t>60-MINUTE REBUILD — CHANGE LOG AND QA REPORT v2.0.3  ·  INTERNAL ONLY  ·  Revised Tuesday, August 18, 2026 at 10:46 AM CT</w:t>
       </w:r>
     </w:p>
     <w:sectPr>

--- a/free-flagship-assets/60min-v2.0.3/Free_Flagship_60MIN_v2.0.3_Change_Log_and_QA_Report.docx
+++ b/free-flagship-assets/60min-v2.0.3/Free_Flagship_60MIN_v2.0.3_Change_Log_and_QA_Report.docx
@@ -44,7 +44,7 @@
                 <w:color w:val="E3D9C4"/>
                 <w:sz w:val="22"/>
               </w:rPr>
-              <w:t>v2.0.3 CANDIDATE  ·  Revised Tuesday, August 18, 2026 at 10:46 AM CT</w:t>
+              <w:t>v2.0.3 CANDIDATE  ·  Revised Thursday, August 20, 2026 at 4:50 AM CT</w:t>
             </w:r>
           </w:p>
         </w:tc>
@@ -66,7 +66,7 @@
           <w:color w:val="B00000"/>
           <w:sz w:val="21"/>
         </w:rPr>
-        <w:t>PRODUCTION REVISION STAMP — Revised Tuesday, August 18, 2026 at 10:46 AM CT</w:t>
+        <w:t>PRODUCTION REVISION STAMP — Revised Thursday, August 20, 2026 at 4:50 AM CT</w:t>
       </w:r>
     </w:p>
     <w:p>
@@ -85,15 +85,11 @@
     </w:p>
     <w:p>
       <w:pPr>
-        <w:spacing w:before="120" w:after="120"/>
+        <w:spacing w:before="120" w:after="120" w:line="40" w:lineRule="exact"/>
+        <w:pBdr>
+          <w:bottom w:val="single" w:sz="6" w:space="1" w:color="B8C5D9"/>
+        </w:pBdr>
       </w:pPr>
-      <w:r>
-        <w:rPr>
-          <w:color w:val="555555"/>
-          <w:sz w:val="16"/>
-        </w:rPr>
-        <w:t>――――――――――――――――――――――――――――――――――――――――――――――――――――――――――――――――――――――――――――――――――――――――――</w:t>
-      </w:r>
     </w:p>
     <w:p>
       <w:pPr>
@@ -370,15 +366,11 @@
     </w:p>
     <w:p>
       <w:pPr>
-        <w:spacing w:before="120" w:after="120"/>
+        <w:spacing w:before="120" w:after="120" w:line="40" w:lineRule="exact"/>
+        <w:pBdr>
+          <w:bottom w:val="single" w:sz="6" w:space="1" w:color="B8C5D9"/>
+        </w:pBdr>
       </w:pPr>
-      <w:r>
-        <w:rPr>
-          <w:color w:val="555555"/>
-          <w:sz w:val="16"/>
-        </w:rPr>
-        <w:t>――――――――――――――――――――――――――――――――――――――――――――――――――――――――――――――――――――――――――――――――――――――――――</w:t>
-      </w:r>
     </w:p>
     <w:p>
       <w:pPr>
@@ -1043,15 +1035,11 @@
     </w:p>
     <w:p>
       <w:pPr>
-        <w:spacing w:before="120" w:after="120"/>
+        <w:spacing w:before="120" w:after="120" w:line="40" w:lineRule="exact"/>
+        <w:pBdr>
+          <w:bottom w:val="single" w:sz="6" w:space="1" w:color="B8C5D9"/>
+        </w:pBdr>
       </w:pPr>
-      <w:r>
-        <w:rPr>
-          <w:color w:val="555555"/>
-          <w:sz w:val="16"/>
-        </w:rPr>
-        <w:t>――――――――――――――――――――――――――――――――――――――――――――――――――――――――――――――――――――――――――――――――――――――――――</w:t>
-      </w:r>
     </w:p>
     <w:p>
       <w:pPr>
@@ -1376,15 +1364,11 @@
     </w:p>
     <w:p>
       <w:pPr>
-        <w:spacing w:before="120" w:after="120"/>
+        <w:spacing w:before="120" w:after="120" w:line="40" w:lineRule="exact"/>
+        <w:pBdr>
+          <w:bottom w:val="single" w:sz="6" w:space="1" w:color="B8C5D9"/>
+        </w:pBdr>
       </w:pPr>
-      <w:r>
-        <w:rPr>
-          <w:color w:val="555555"/>
-          <w:sz w:val="16"/>
-        </w:rPr>
-        <w:t>――――――――――――――――――――――――――――――――――――――――――――――――――――――――――――――――――――――――――――――――――――――――――</w:t>
-      </w:r>
     </w:p>
     <w:p>
       <w:pPr>
@@ -1661,15 +1645,11 @@
     </w:p>
     <w:p>
       <w:pPr>
-        <w:spacing w:before="120" w:after="120"/>
+        <w:spacing w:before="120" w:after="120" w:line="40" w:lineRule="exact"/>
+        <w:pBdr>
+          <w:bottom w:val="single" w:sz="6" w:space="1" w:color="B8C5D9"/>
+        </w:pBdr>
       </w:pPr>
-      <w:r>
-        <w:rPr>
-          <w:color w:val="555555"/>
-          <w:sz w:val="16"/>
-        </w:rPr>
-        <w:t>――――――――――――――――――――――――――――――――――――――――――――――――――――――――――――――――――――――――――――――――――――――――――</w:t>
-      </w:r>
     </w:p>
     <w:p>
       <w:pPr>
@@ -1765,15 +1745,11 @@
     </w:p>
     <w:p>
       <w:pPr>
-        <w:spacing w:before="120" w:after="120"/>
+        <w:spacing w:before="120" w:after="120" w:line="40" w:lineRule="exact"/>
+        <w:pBdr>
+          <w:bottom w:val="single" w:sz="6" w:space="1" w:color="B8C5D9"/>
+        </w:pBdr>
       </w:pPr>
-      <w:r>
-        <w:rPr>
-          <w:color w:val="555555"/>
-          <w:sz w:val="16"/>
-        </w:rPr>
-        <w:t>――――――――――――――――――――――――――――――――――――――――――――――――――――――――――――――――――――――――――――――――――――――――――</w:t>
-      </w:r>
     </w:p>
     <w:p>
       <w:pPr>
@@ -1960,15 +1936,11 @@
     </w:p>
     <w:p>
       <w:pPr>
-        <w:spacing w:before="120" w:after="120"/>
+        <w:spacing w:before="120" w:after="120" w:line="40" w:lineRule="exact"/>
+        <w:pBdr>
+          <w:bottom w:val="single" w:sz="6" w:space="1" w:color="B8C5D9"/>
+        </w:pBdr>
       </w:pPr>
-      <w:r>
-        <w:rPr>
-          <w:color w:val="555555"/>
-          <w:sz w:val="16"/>
-        </w:rPr>
-        <w:t>――――――――――――――――――――――――――――――――――――――――――――――――――――――――――――――――――――――――――――――――――――――――――</w:t>
-      </w:r>
     </w:p>
     <w:p>
       <w:pPr>
@@ -8513,7 +8485,7 @@
               <w:rPr>
                 <w:sz w:val="18"/>
               </w:rPr>
-              <w:t>118</w:t>
+              <w:t>88</w:t>
             </w:r>
           </w:p>
         </w:tc>
@@ -8577,7 +8549,7 @@
               <w:rPr>
                 <w:sz w:val="18"/>
               </w:rPr>
-              <w:t>119</w:t>
+              <w:t>89</w:t>
             </w:r>
           </w:p>
         </w:tc>
@@ -8641,7 +8613,7 @@
               <w:rPr>
                 <w:sz w:val="18"/>
               </w:rPr>
-              <w:t>120</w:t>
+              <w:t>90</w:t>
             </w:r>
           </w:p>
         </w:tc>
@@ -8705,7 +8677,7 @@
               <w:rPr>
                 <w:sz w:val="18"/>
               </w:rPr>
-              <w:t>121</w:t>
+              <w:t>91</w:t>
             </w:r>
           </w:p>
         </w:tc>
@@ -8875,7 +8847,7 @@
               <w:rPr>
                 <w:sz w:val="18"/>
               </w:rPr>
-              <w:t>88</w:t>
+              <w:t>92</w:t>
             </w:r>
           </w:p>
         </w:tc>
@@ -8939,7 +8911,7 @@
               <w:rPr>
                 <w:sz w:val="18"/>
               </w:rPr>
-              <w:t>89</w:t>
+              <w:t>93</w:t>
             </w:r>
           </w:p>
         </w:tc>
@@ -9003,7 +8975,7 @@
               <w:rPr>
                 <w:sz w:val="18"/>
               </w:rPr>
-              <w:t>90</w:t>
+              <w:t>94</w:t>
             </w:r>
           </w:p>
         </w:tc>
@@ -9067,7 +9039,7 @@
               <w:rPr>
                 <w:sz w:val="18"/>
               </w:rPr>
-              <w:t>91</w:t>
+              <w:t>95</w:t>
             </w:r>
           </w:p>
         </w:tc>
@@ -9131,7 +9103,7 @@
               <w:rPr>
                 <w:sz w:val="18"/>
               </w:rPr>
-              <w:t>92</w:t>
+              <w:t>96</w:t>
             </w:r>
           </w:p>
         </w:tc>
@@ -9195,7 +9167,7 @@
               <w:rPr>
                 <w:sz w:val="18"/>
               </w:rPr>
-              <w:t>93</w:t>
+              <w:t>97</w:t>
             </w:r>
           </w:p>
         </w:tc>
@@ -9259,7 +9231,7 @@
               <w:rPr>
                 <w:sz w:val="18"/>
               </w:rPr>
-              <w:t>94</w:t>
+              <w:t>98</w:t>
             </w:r>
           </w:p>
         </w:tc>
@@ -9323,7 +9295,7 @@
               <w:rPr>
                 <w:sz w:val="18"/>
               </w:rPr>
-              <w:t>95</w:t>
+              <w:t>99</w:t>
             </w:r>
           </w:p>
         </w:tc>
@@ -9387,7 +9359,7 @@
               <w:rPr>
                 <w:sz w:val="18"/>
               </w:rPr>
-              <w:t>96</w:t>
+              <w:t>100</w:t>
             </w:r>
           </w:p>
         </w:tc>
@@ -9451,7 +9423,7 @@
               <w:rPr>
                 <w:sz w:val="18"/>
               </w:rPr>
-              <w:t>97</w:t>
+              <w:t>101</w:t>
             </w:r>
           </w:p>
         </w:tc>
@@ -9515,7 +9487,7 @@
               <w:rPr>
                 <w:sz w:val="18"/>
               </w:rPr>
-              <w:t>98</w:t>
+              <w:t>102</w:t>
             </w:r>
           </w:p>
         </w:tc>
@@ -9579,7 +9551,7 @@
               <w:rPr>
                 <w:sz w:val="18"/>
               </w:rPr>
-              <w:t>99</w:t>
+              <w:t>103</w:t>
             </w:r>
           </w:p>
         </w:tc>
@@ -9643,7 +9615,7 @@
               <w:rPr>
                 <w:sz w:val="18"/>
               </w:rPr>
-              <w:t>100</w:t>
+              <w:t>104</w:t>
             </w:r>
           </w:p>
         </w:tc>
@@ -9707,7 +9679,7 @@
               <w:rPr>
                 <w:sz w:val="18"/>
               </w:rPr>
-              <w:t>101</w:t>
+              <w:t>105</w:t>
             </w:r>
           </w:p>
         </w:tc>
@@ -9771,7 +9743,7 @@
               <w:rPr>
                 <w:sz w:val="18"/>
               </w:rPr>
-              <w:t>102</w:t>
+              <w:t>106</w:t>
             </w:r>
           </w:p>
         </w:tc>
@@ -9835,7 +9807,7 @@
               <w:rPr>
                 <w:sz w:val="18"/>
               </w:rPr>
-              <w:t>103</w:t>
+              <w:t>107</w:t>
             </w:r>
           </w:p>
         </w:tc>
@@ -10005,7 +9977,7 @@
               <w:rPr>
                 <w:sz w:val="18"/>
               </w:rPr>
-              <w:t>104</w:t>
+              <w:t>108</w:t>
             </w:r>
           </w:p>
         </w:tc>
@@ -10069,7 +10041,7 @@
               <w:rPr>
                 <w:sz w:val="18"/>
               </w:rPr>
-              <w:t>105</w:t>
+              <w:t>109</w:t>
             </w:r>
           </w:p>
         </w:tc>
@@ -10133,7 +10105,7 @@
               <w:rPr>
                 <w:sz w:val="18"/>
               </w:rPr>
-              <w:t>106</w:t>
+              <w:t>110</w:t>
             </w:r>
           </w:p>
         </w:tc>
@@ -10197,7 +10169,7 @@
               <w:rPr>
                 <w:sz w:val="18"/>
               </w:rPr>
-              <w:t>107</w:t>
+              <w:t>111</w:t>
             </w:r>
           </w:p>
         </w:tc>
@@ -10261,7 +10233,7 @@
               <w:rPr>
                 <w:sz w:val="18"/>
               </w:rPr>
-              <w:t>108</w:t>
+              <w:t>112</w:t>
             </w:r>
           </w:p>
         </w:tc>
@@ -10325,7 +10297,7 @@
               <w:rPr>
                 <w:sz w:val="18"/>
               </w:rPr>
-              <w:t>109</w:t>
+              <w:t>113</w:t>
             </w:r>
           </w:p>
         </w:tc>
@@ -10389,7 +10361,7 @@
               <w:rPr>
                 <w:sz w:val="18"/>
               </w:rPr>
-              <w:t>110</w:t>
+              <w:t>114</w:t>
             </w:r>
           </w:p>
         </w:tc>
@@ -10453,7 +10425,7 @@
               <w:rPr>
                 <w:sz w:val="18"/>
               </w:rPr>
-              <w:t>111</w:t>
+              <w:t>115</w:t>
             </w:r>
           </w:p>
         </w:tc>
@@ -10517,7 +10489,7 @@
               <w:rPr>
                 <w:sz w:val="18"/>
               </w:rPr>
-              <w:t>112</w:t>
+              <w:t>116</w:t>
             </w:r>
           </w:p>
         </w:tc>
@@ -10581,7 +10553,7 @@
               <w:rPr>
                 <w:sz w:val="18"/>
               </w:rPr>
-              <w:t>113</w:t>
+              <w:t>117</w:t>
             </w:r>
           </w:p>
         </w:tc>
@@ -10645,7 +10617,7 @@
               <w:rPr>
                 <w:sz w:val="18"/>
               </w:rPr>
-              <w:t>114</w:t>
+              <w:t>118</w:t>
             </w:r>
           </w:p>
         </w:tc>
@@ -10709,7 +10681,7 @@
               <w:rPr>
                 <w:sz w:val="18"/>
               </w:rPr>
-              <w:t>115</w:t>
+              <w:t>119</w:t>
             </w:r>
           </w:p>
         </w:tc>
@@ -10773,7 +10745,7 @@
               <w:rPr>
                 <w:sz w:val="18"/>
               </w:rPr>
-              <w:t>116</w:t>
+              <w:t>120</w:t>
             </w:r>
           </w:p>
         </w:tc>
@@ -10837,7 +10809,7 @@
               <w:rPr>
                 <w:sz w:val="18"/>
               </w:rPr>
-              <w:t>117</w:t>
+              <w:t>121</w:t>
             </w:r>
           </w:p>
         </w:tc>
@@ -10909,15 +10881,11 @@
     </w:p>
     <w:p>
       <w:pPr>
-        <w:spacing w:before="120" w:after="120"/>
+        <w:spacing w:before="120" w:after="120" w:line="40" w:lineRule="exact"/>
+        <w:pBdr>
+          <w:bottom w:val="single" w:sz="6" w:space="1" w:color="B8C5D9"/>
+        </w:pBdr>
       </w:pPr>
-      <w:r>
-        <w:rPr>
-          <w:color w:val="555555"/>
-          <w:sz w:val="16"/>
-        </w:rPr>
-        <w:t>――――――――――――――――――――――――――――――――――――――――――――――――――――――――――――――――――――――――――――――――――――――――――</w:t>
-      </w:r>
     </w:p>
     <w:p>
       <w:pPr>
@@ -11130,15 +11098,11 @@
     </w:p>
     <w:p>
       <w:pPr>
-        <w:spacing w:before="120" w:after="120"/>
+        <w:spacing w:before="120" w:after="120" w:line="40" w:lineRule="exact"/>
+        <w:pBdr>
+          <w:bottom w:val="single" w:sz="6" w:space="1" w:color="B8C5D9"/>
+        </w:pBdr>
       </w:pPr>
-      <w:r>
-        <w:rPr>
-          <w:color w:val="555555"/>
-          <w:sz w:val="16"/>
-        </w:rPr>
-        <w:t>――――――――――――――――――――――――――――――――――――――――――――――――――――――――――――――――――――――――――――――――――――――――――</w:t>
-      </w:r>
     </w:p>
     <w:p>
       <w:pPr>
@@ -11164,20 +11128,16 @@
           <w:color w:val="B00000"/>
           <w:sz w:val="19"/>
         </w:rPr>
-        <w:t>The uploaded PRESENTER VERSION deck had been round-tripped through Google Slides: 1.37 MB against 629 KB, and ALL HIDDEN-SLIDE STATE WAS LOST — every appendix slide, the institutional close and the dated holding slide would have appeared mid-session. v2.0.3 was therefore built from the generator rather than from that file, and its seven hidden slides are verified hidden. If the deck is round-tripped through Google Slides again, re-hide slides 27 to 33 before delivering.</w:t>
+        <w:t>The uploaded PRESENTER VERSION deck had been round-tripped through Google Slides: 1.37 MB against 629 KB, and ALL HIDDEN-SLIDE STATE WAS LOST — every appendix slide, the institutional close and the dated holding slide would have appeared mid-session. That file was therefore never used as a build input. The deck ships from the generator output, and its seven hidden slides are verified hidden. If the deck is round-tripped through Google Slides again, re-hide slides 27 to 33 before delivering.</w:t>
       </w:r>
     </w:p>
     <w:p>
       <w:pPr>
-        <w:spacing w:before="120" w:after="120"/>
+        <w:spacing w:before="120" w:after="120" w:line="40" w:lineRule="exact"/>
+        <w:pBdr>
+          <w:bottom w:val="single" w:sz="6" w:space="1" w:color="B8C5D9"/>
+        </w:pBdr>
       </w:pPr>
-      <w:r>
-        <w:rPr>
-          <w:color w:val="555555"/>
-          <w:sz w:val="16"/>
-        </w:rPr>
-        <w:t>――――――――――――――――――――――――――――――――――――――――――――――――――――――――――――――――――――――――――――――――――――――――――</w:t>
-      </w:r>
     </w:p>
     <w:p>
       <w:pPr>
@@ -11275,15 +11235,11 @@
     </w:p>
     <w:p>
       <w:pPr>
-        <w:spacing w:before="120" w:after="120"/>
+        <w:spacing w:before="120" w:after="120" w:line="40" w:lineRule="exact"/>
+        <w:pBdr>
+          <w:bottom w:val="single" w:sz="6" w:space="1" w:color="B8C5D9"/>
+        </w:pBdr>
       </w:pPr>
-      <w:r>
-        <w:rPr>
-          <w:color w:val="555555"/>
-          <w:sz w:val="16"/>
-        </w:rPr>
-        <w:t>――――――――――――――――――――――――――――――――――――――――――――――――――――――――――――――――――――――――――――――――――――――――――</w:t>
-      </w:r>
     </w:p>
     <w:p>
       <w:pPr>
@@ -11296,7 +11252,7 @@
           <w:color w:val="555555"/>
           <w:sz w:val="16"/>
         </w:rPr>
-        <w:t>60-MINUTE REBUILD — CHANGE LOG AND QA REPORT v2.0.3  ·  INTERNAL ONLY  ·  Revised Tuesday, August 18, 2026 at 10:46 AM CT</w:t>
+        <w:t>60-MINUTE REBUILD — CHANGE LOG AND QA REPORT v2.0.3  ·  INTERNAL ONLY  ·  Revised Thursday, August 20, 2026 at 4:50 AM CT</w:t>
       </w:r>
     </w:p>
     <w:sectPr>
